--- a/SE-Assessments-1/Section-A/Session-1.docx
+++ b/SE-Assessments-1/Section-A/Session-1.docx
@@ -7,8 +7,8 @@
         <w:rPr>
           <w:b/>
           <w:bCs/>
-          <w:sz w:val="28"/>
-          <w:szCs w:val="28"/>
+          <w:sz w:val="32"/>
+          <w:szCs w:val="32"/>
         </w:rPr>
       </w:pPr>
       <w:r>
@@ -18,7 +18,7 @@
           <w:sz w:val="32"/>
           <w:szCs w:val="32"/>
         </w:rPr>
-        <w:t>SCENARIO</w:t>
+        <w:t>Section-A</w:t>
       </w:r>
       <w:r>
         <w:rPr>
@@ -27,15 +27,43 @@
           <w:sz w:val="32"/>
           <w:szCs w:val="32"/>
         </w:rPr>
-        <w:t>:</w:t>
+        <w:t>(1)</w:t>
       </w:r>
-      <w:r>
+    </w:p>
+    <w:p>
+      <w:pPr>
         <w:rPr>
           <w:b/>
           <w:bCs/>
           <w:sz w:val="28"/>
           <w:szCs w:val="28"/>
         </w:rPr>
+      </w:pPr>
+      <w:r>
+        <w:rPr>
+          <w:b/>
+          <w:bCs/>
+          <w:sz w:val="32"/>
+          <w:szCs w:val="32"/>
+        </w:rPr>
+        <w:t>SCENARIO</w:t>
+      </w:r>
+      <w:r>
+        <w:rPr>
+          <w:b/>
+          <w:bCs/>
+          <w:sz w:val="32"/>
+          <w:szCs w:val="32"/>
+        </w:rPr>
+        <w:t>:</w:t>
+      </w:r>
+      <w:r>
+        <w:rPr>
+          <w:b/>
+          <w:bCs/>
+          <w:sz w:val="28"/>
+          <w:szCs w:val="28"/>
+        </w:rPr>
         <w:t xml:space="preserve"> You are a junior developer at a fintech startup building a digital wallet app. The team is debating between Waterfall and Agile methodology. The project has frequently changing requirements and the client expects to review working features every two weeks.</w:t>
       </w:r>
     </w:p>
@@ -201,6 +229,7 @@
           <w:szCs w:val="28"/>
           <w:u w:val="single"/>
         </w:rPr>
+        <w:lastRenderedPageBreak/>
         <w:t>Conclusion:</w:t>
       </w:r>
       <w:r>
@@ -1069,6 +1098,7 @@
   <w:style w:type="character" w:default="1" w:styleId="DefaultParagraphFont">
     <w:name w:val="Default Paragraph Font"/>
     <w:uiPriority w:val="1"/>
+    <w:semiHidden/>
     <w:unhideWhenUsed/>
   </w:style>
   <w:style w:type="table" w:default="1" w:styleId="TableNormal">
